--- a/templates/operating-agreement-llc.docx
+++ b/templates/operating-agreement-llc.docx
@@ -4,29 +4,6 @@
   <w:body>
     <w:p>
       <w:pPr>
-        <w:spacing w:after="240"/>
-        <w:jc w:val="left"/>
-      </w:pPr>
-      <w:r>
-        <w:rPr>
-          <w:b/>
-          <w:i/>
-          <w:sz w:val="20"/>
-          <w:szCs w:val="20"/>
-        </w:rPr>
-        <w:t xml:space="preserve">Drafting note (delete before use): </w:t>
-      </w:r>
-      <w:r>
-        <w:rPr>
-          <w:i/>
-          <w:sz w:val="20"/>
-          <w:szCs w:val="20"/>
-        </w:rPr>
-        <w:t xml:space="preserve">A single-member, manager-managed Delaware LLC operating agreement built to run through an AI agent as the company’s “electronic agent,” with a human Manager supervising. The capital contribution is stated inline in Section 5 (no separate exhibit). For multiple members, expand the noted sections with a lawyer. Replace bracketed terms.</w:t>
-      </w:r>
-    </w:p>
-    <w:p>
-      <w:pPr>
         <w:pStyle w:val="normal1"/>
         <w:spacing w:lineRule="auto" w:line="240" w:before="0" w:after="0"/>
         <w:jc w:val="center"/>
@@ -90,7 +67,7 @@
           <w:sz w:val="26"/>
           <w:szCs w:val="26"/>
         </w:rPr>
-        <w:t>[COMPANY NAME], LLC</w:t>
+        <w:t>{Company Name}</w:t>
       </w:r>
     </w:p>
     <w:p>
@@ -119,7 +96,7 @@
       </w:pPr>
       <w:r>
         <w:rPr/>
-        <w:t>This Operating Agreement (this “Agreement”) of [COMPANY NAME], LLC (the “Company”) is entered into and effective as of [DATE] by [MEMBER NAME] (the “Member”).</w:t>
+        <w:t>This Operating Agreement (this “Agreement”) of {Company Name} (the “Company”) is entered into and effective as of {Effective Date} by {Member Name} (the “Member”).</w:t>
       </w:r>
     </w:p>
     <w:p>
@@ -223,7 +200,7 @@
       </w:pPr>
       <w:r>
         <w:rPr/>
-        <w:t>The name of the Company is [COMPANY NAME], LLC. The Company may engage in any lawful act or activity for which a limited liability company may be organized under the Act. The term of the Company is perpetual unless the Company is dissolved under Section 13.</w:t>
+        <w:t>The name of the Company is {Company Name}. The Company may engage in any lawful act or activity for which a limited liability company may be organized under the Act. The term of the Company is perpetual unless the Company is dissolved under Section 13.</w:t>
       </w:r>
     </w:p>
     <w:p>
@@ -327,7 +304,7 @@
       </w:pPr>
       <w:r>
         <w:rPr/>
-        <w:t>The Company initially has one member, [MEMBER NAME], who holds 100% of the membership interests of the Company. [For multiple members, attach a schedule of members and percentage interests and expand Sections 5–7, 9, and 13 accordingly with counsel.]</w:t>
+        <w:t xml:space="preserve">The Company initially has one member, {Member Name}, who holds 100% of the membership interests of the Company. </w:t>
       </w:r>
       <w:r>
         <w:rPr/>
@@ -386,18 +363,18 @@
       </w:pPr>
       <w:r>
         <w:rPr/>
-        <w:t xml:space="preserve">The Member has contributed (or shall contribute) to the capital of the Company $[AMOUNT] </w:t>
-      </w:r>
-      <w:r>
-        <w:rPr/>
-      </w:r>
-      <w:r>
-        <w:rPr/>
-        <w:t xml:space="preserve">in exchange for the membership interests as set forth in such Member’s membership interest purchase agreement </w:t>
-      </w:r>
-      <w:r>
-        <w:rPr/>
-        <w:t>[and/or the property or past services described here]. The Member is not obligated to make additional capital contributions and is not personally liable for the debts or obligations of the Company solely by reason of being a member or manager (Act § 18-303).</w:t>
+        <w:t xml:space="preserve">The Member has contributed (or shall contribute) to the capital of the Company $10.00 </w:t>
+      </w:r>
+      <w:r>
+        <w:rPr/>
+      </w:r>
+      <w:r>
+        <w:rPr/>
+        <w:t>in exchange for the membership interests as set forth in such Member’s membership interest purchase agreement</w:t>
+      </w:r>
+      <w:r>
+        <w:rPr/>
+        <w:t>. The Member is not obligated to make additional capital contributions and is not personally liable for the debts or obligations of the Company solely by reason of being a member or manager (Act § 18-303).</w:t>
       </w:r>
     </w:p>
     <w:p>
@@ -501,7 +478,7 @@
       </w:pPr>
       <w:r>
         <w:rPr/>
-        <w:t>The profits and losses of the Company are allocated to the Member. By default, the Company is a disregarded entity for federal income tax purposes (single member); the Company may elect to be taxed as an S-corporation or a C-corporation if eligible and desirable. [Consult a tax advisor; see the filing instructions on the S-election.]</w:t>
+        <w:t>The profits and losses of the Company are allocated to the Member. By default, the Company is a disregarded entity for federal income tax purposes (single member); the Company may elect to be taxed as an S-corporation or a C-corporation if eligible and desirable.</w:t>
       </w:r>
     </w:p>
     <w:p>
@@ -553,7 +530,7 @@
       </w:pPr>
       <w:r>
         <w:rPr/>
-        <w:t>The Company is manager-managed. The initial Manager is [MANAGER NAME], a natural person. The Manager has full authority to manage the business and affairs of the Company and to bind the Company, subject to this Agreement and any AI Governance Policy adopted under Section 9. The Manager remains responsible for supervising any electronic agent and owes the Member the duties provided under the Act, as modified by this Agreement.</w:t>
+        <w:t>The Company is manager-managed. The initial Manager is {Member Name}, a natural person. The Manager has full authority to manage the business and affairs of the Company and to bind the Company, subject to this Agreement and any AI Governance Policy adopted under Section 9. The Manager remains responsible for supervising any electronic agent and owes the Member the duties provided under the Act, as modified by this Agreement.</w:t>
       </w:r>
     </w:p>
     <w:p>
@@ -832,7 +809,7 @@
       </w:pPr>
       <w:r>
         <w:rPr/>
-        <w:t>The Member may transfer its membership interest subject to the Act and applicable securities laws. [For multi-member companies, add transfer restrictions, a right of first refusal, and admission mechanics with counsel.]</w:t>
+        <w:t>The Member may transfer its membership interest subject to the Act and applicable securities laws.</w:t>
       </w:r>
     </w:p>
     <w:p>
@@ -959,7 +936,7 @@
       </w:pPr>
       <w:r>
         <w:rPr/>
-        <w:t>______________________________</w:t>
+        <w:t>{signature:member_____}</w:t>
       </w:r>
     </w:p>
     <w:p>
@@ -970,7 +947,7 @@
       </w:pPr>
       <w:r>
         <w:rPr/>
-        <w:t>[MEMBER NAME], Member</w:t>
+        <w:t>{Member Name}, Member</w:t>
       </w:r>
     </w:p>
     <w:p>
@@ -981,7 +958,7 @@
       </w:pPr>
       <w:r>
         <w:rPr/>
-        <w:t>______________________________</w:t>
+        <w:t>{signature:member_____}</w:t>
       </w:r>
     </w:p>
     <w:p>
@@ -995,7 +972,7 @@
       </w:r>
       <w:r>
         <w:rPr/>
-        <w:t>[MANAGER NAME], Manager (acknowledging the duties in Sections 8–9)</w:t>
+        <w:t>{Member Name}, Manager (acknowledging the duties in Sections 8–9)</w:t>
       </w:r>
       <w:r>
         <w:rPr/>
@@ -1075,7 +1052,7 @@
           <w:b/>
           <w:bCs/>
         </w:rPr>
-        <w:t>[Attached]</w:t>
+        <w:t>The Membership Interest Purchase Agreement follows in this execution packet.</w:t>
       </w:r>
       <w:r>
         <w:br w:type="page"/>
@@ -1168,7 +1145,7 @@
           <w:b/>
           <w:bCs/>
         </w:rPr>
-        <w:t>[Attached]</w:t>
+        <w:t>The Indemnification Agreement follows in this execution packet.</w:t>
       </w:r>
       <w:r>
         <w:rPr>
@@ -1347,7 +1324,7 @@
         <w:sz w:val="20"/>
         <w:szCs w:val="20"/>
       </w:rPr>
-      <w:t>[COMPANY NAME], LLC — Operating Agreement</w:t>
+      <w:t>{Company Name} — Operating Agreement</w:t>
     </w:r>
   </w:p>
 </w:hdr>
@@ -1369,7 +1346,7 @@
         <w:sz w:val="20"/>
         <w:szCs w:val="20"/>
       </w:rPr>
-      <w:t>[COMPANY NAME], LLC — Operating Agreement</w:t>
+      <w:t>{Company Name} — Operating Agreement</w:t>
     </w:r>
   </w:p>
 </w:hdr>
